--- a/courses/mathematical-physics/green-functions-nd.docx
+++ b/courses/mathematical-physics/green-functions-nd.docx
@@ -548,7 +548,7 @@
           </m:r>
           <m:r>
             <m:rPr>
-              <m:sty m:val="b"/>
+              <m:sty m:val="bi"/>
             </m:rPr>
             <m:t>x</m:t>
           </m:r>
@@ -562,7 +562,7 @@
             <m:e>
               <m:r>
                 <m:rPr>
-                  <m:sty m:val="b"/>
+                  <m:sty m:val="bi"/>
                 </m:rPr>
                 <m:t>x</m:t>
               </m:r>
@@ -605,7 +605,7 @@
           </m:r>
           <m:r>
             <m:rPr>
-              <m:sty m:val="b"/>
+              <m:sty m:val="bi"/>
             </m:rPr>
             <m:t>x</m:t>
           </m:r>
@@ -619,7 +619,7 @@
             <m:e>
               <m:r>
                 <m:rPr>
-                  <m:sty m:val="b"/>
+                  <m:sty m:val="bi"/>
                 </m:rPr>
                 <m:t>x</m:t>
               </m:r>
@@ -793,7 +793,7 @@
           </m:r>
           <m:r>
             <m:rPr>
-              <m:sty m:val="b"/>
+              <m:sty m:val="bi"/>
             </m:rPr>
             <m:t>x</m:t>
           </m:r>
@@ -807,7 +807,7 @@
             <m:e>
               <m:r>
                 <m:rPr>
-                  <m:sty m:val="b"/>
+                  <m:sty m:val="bi"/>
                 </m:rPr>
                 <m:t>x</m:t>
               </m:r>
@@ -843,7 +843,7 @@
               </m:r>
               <m:r>
                 <m:rPr>
-                  <m:sty m:val="b"/>
+                  <m:sty m:val="bi"/>
                 </m:rPr>
                 <m:t>x</m:t>
               </m:r>
@@ -857,7 +857,7 @@
                 <m:e>
                   <m:r>
                     <m:rPr>
-                      <m:sty m:val="b"/>
+                      <m:sty m:val="bi"/>
                     </m:rPr>
                     <m:t>x</m:t>
                   </m:r>
@@ -1114,7 +1114,7 @@
                 </m:r>
                 <m:r>
                   <m:rPr>
-                    <m:sty m:val="b"/>
+                    <m:sty m:val="bi"/>
                   </m:rPr>
                   <m:t>x</m:t>
                 </m:r>
@@ -1128,7 +1128,7 @@
                   <m:e>
                     <m:r>
                       <m:rPr>
-                        <m:sty m:val="b"/>
+                        <m:sty m:val="bi"/>
                       </m:rPr>
                       <m:t>x</m:t>
                     </m:r>
@@ -1356,7 +1356,7 @@
           </m:r>
           <m:r>
             <m:rPr>
-              <m:sty m:val="b"/>
+              <m:sty m:val="bi"/>
             </m:rPr>
             <m:t>x</m:t>
           </m:r>
@@ -1370,7 +1370,7 @@
             <m:e>
               <m:r>
                 <m:rPr>
-                  <m:sty m:val="b"/>
+                  <m:sty m:val="bi"/>
                 </m:rPr>
                 <m:t>x</m:t>
               </m:r>
@@ -1867,6 +1867,9 @@
           </m:den>
         </m:f>
       </m:oMath>
+      <w:r>
+        <w:t xml:space="preserve">​</w:t>
+      </w:r>
     </w:p>
     <w:p>
       <w:pPr>
@@ -1947,7 +1950,7 @@
           </m:r>
           <m:r>
             <m:rPr>
-              <m:sty m:val="b"/>
+              <m:sty m:val="bi"/>
             </m:rPr>
             <m:t>x</m:t>
           </m:r>
@@ -1961,7 +1964,7 @@
             <m:e>
               <m:r>
                 <m:rPr>
-                  <m:sty m:val="b"/>
+                  <m:sty m:val="bi"/>
                 </m:rPr>
                 <m:t>x</m:t>
               </m:r>
@@ -2562,7 +2565,7 @@
               </m:r>
               <m:r>
                 <m:rPr>
-                  <m:sty m:val="b"/>
+                  <m:sty m:val="bi"/>
                 </m:rPr>
                 <m:t>x</m:t>
               </m:r>
@@ -2576,7 +2579,7 @@
                 <m:e>
                   <m:r>
                     <m:rPr>
-                      <m:sty m:val="b"/>
+                      <m:sty m:val="bi"/>
                     </m:rPr>
                     <m:t>x</m:t>
                   </m:r>
@@ -2805,7 +2808,7 @@
           </m:r>
           <m:r>
             <m:rPr>
-              <m:sty m:val="b"/>
+              <m:sty m:val="bi"/>
             </m:rPr>
             <m:t>x</m:t>
           </m:r>
@@ -2819,7 +2822,7 @@
             <m:e>
               <m:r>
                 <m:rPr>
-                  <m:sty m:val="b"/>
+                  <m:sty m:val="bi"/>
                 </m:rPr>
                 <m:t>x</m:t>
               </m:r>
@@ -2879,7 +2882,7 @@
                     </m:r>
                     <m:r>
                       <m:rPr>
-                        <m:sty m:val="b"/>
+                        <m:sty m:val="bi"/>
                       </m:rPr>
                       <m:t>x</m:t>
                     </m:r>
@@ -2893,7 +2896,7 @@
                       <m:e>
                         <m:r>
                           <m:rPr>
-                            <m:sty m:val="b"/>
+                            <m:sty m:val="bi"/>
                           </m:rPr>
                           <m:t>x</m:t>
                         </m:r>
@@ -2966,7 +2969,7 @@
                     </m:r>
                     <m:r>
                       <m:rPr>
-                        <m:sty m:val="b"/>
+                        <m:sty m:val="bi"/>
                       </m:rPr>
                       <m:t>x</m:t>
                     </m:r>
@@ -2980,7 +2983,7 @@
                       <m:e>
                         <m:r>
                           <m:rPr>
-                            <m:sty m:val="b"/>
+                            <m:sty m:val="bi"/>
                           </m:rPr>
                           <m:t>x</m:t>
                         </m:r>
@@ -3229,7 +3232,7 @@
           </m:r>
           <m:r>
             <m:rPr>
-              <m:sty m:val="b"/>
+              <m:sty m:val="bi"/>
             </m:rPr>
             <m:t>x</m:t>
           </m:r>
@@ -3243,7 +3246,7 @@
             <m:e>
               <m:r>
                 <m:rPr>
-                  <m:sty m:val="b"/>
+                  <m:sty m:val="bi"/>
                 </m:rPr>
                 <m:t>x</m:t>
               </m:r>
@@ -3360,7 +3363,7 @@
               </m:r>
               <m:r>
                 <m:rPr>
-                  <m:sty m:val="b"/>
+                  <m:sty m:val="bi"/>
                 </m:rPr>
                 <m:t>x</m:t>
               </m:r>
@@ -3374,7 +3377,7 @@
                 <m:e>
                   <m:r>
                     <m:rPr>
-                      <m:sty m:val="b"/>
+                      <m:sty m:val="bi"/>
                     </m:rPr>
                     <m:t>x</m:t>
                   </m:r>
@@ -3543,7 +3546,7 @@
         </m:r>
         <m:r>
           <m:rPr>
-            <m:sty m:val="b"/>
+            <m:sty m:val="bi"/>
           </m:rPr>
           <m:t>r</m:t>
         </m:r>
@@ -3557,7 +3560,7 @@
           <m:e>
             <m:r>
               <m:rPr>
-                <m:sty m:val="b"/>
+                <m:sty m:val="bi"/>
               </m:rPr>
               <m:t>r</m:t>
             </m:r>
@@ -3983,7 +3986,7 @@
       <m:oMath>
         <m:r>
           <m:rPr>
-            <m:sty m:val="b"/>
+            <m:sty m:val="bi"/>
           </m:rPr>
           <m:t>x</m:t>
         </m:r>
@@ -3997,7 +4000,7 @@
           <m:e>
             <m:r>
               <m:rPr>
-                <m:sty m:val="b"/>
+                <m:sty m:val="bi"/>
               </m:rPr>
               <m:t>x</m:t>
             </m:r>
@@ -4091,7 +4094,7 @@
           </m:r>
           <m:r>
             <m:rPr>
-              <m:sty m:val="b"/>
+              <m:sty m:val="bi"/>
             </m:rPr>
             <m:t>x</m:t>
           </m:r>
@@ -4105,7 +4108,7 @@
             <m:e>
               <m:r>
                 <m:rPr>
-                  <m:sty m:val="b"/>
+                  <m:sty m:val="bi"/>
                 </m:rPr>
                 <m:t>x</m:t>
               </m:r>
@@ -5074,7 +5077,7 @@
           <m:e>
             <m:r>
               <m:rPr>
-                <m:sty m:val="b"/>
+                <m:sty m:val="bi"/>
               </m:rPr>
               <m:t>x</m:t>
             </m:r>
@@ -6481,7 +6484,7 @@
           </m:r>
           <m:r>
             <m:rPr>
-              <m:sty m:val="b"/>
+              <m:sty m:val="bi"/>
             </m:rPr>
             <m:t>r</m:t>
           </m:r>
@@ -6495,7 +6498,7 @@
             <m:e>
               <m:r>
                 <m:rPr>
-                  <m:sty m:val="b"/>
+                  <m:sty m:val="bi"/>
                 </m:rPr>
                 <m:t>r</m:t>
               </m:r>
@@ -6616,7 +6619,7 @@
               </m:r>
               <m:r>
                 <m:rPr>
-                  <m:sty m:val="b"/>
+                  <m:sty m:val="bi"/>
                 </m:rPr>
                 <m:t>r</m:t>
               </m:r>
@@ -6630,7 +6633,7 @@
                 <m:e>
                   <m:r>
                     <m:rPr>
-                      <m:sty m:val="b"/>
+                      <m:sty m:val="bi"/>
                     </m:rPr>
                     <m:t>r</m:t>
                   </m:r>
@@ -6722,7 +6725,7 @@
           </m:r>
           <m:r>
             <m:rPr>
-              <m:sty m:val="b"/>
+              <m:sty m:val="bi"/>
             </m:rPr>
             <m:t>r</m:t>
           </m:r>
@@ -6736,7 +6739,7 @@
             <m:e>
               <m:r>
                 <m:rPr>
-                  <m:sty m:val="b"/>
+                  <m:sty m:val="bi"/>
                 </m:rPr>
                 <m:t>r</m:t>
               </m:r>
@@ -6882,7 +6885,7 @@
           </m:r>
           <m:r>
             <m:rPr>
-              <m:sty m:val="b"/>
+              <m:sty m:val="bi"/>
             </m:rPr>
             <m:t>x</m:t>
           </m:r>
@@ -6929,7 +6932,7 @@
             <m:e>
               <m:r>
                 <m:rPr>
-                  <m:sty m:val="b"/>
+                  <m:sty m:val="bi"/>
                 </m:rPr>
                 <m:t>x</m:t>
               </m:r>
@@ -6987,7 +6990,7 @@
           <m:e>
             <m:r>
               <m:rPr>
-                <m:sty m:val="b"/>
+                <m:sty m:val="bi"/>
               </m:rPr>
               <m:t>x</m:t>
             </m:r>
@@ -7023,7 +7026,7 @@
           </m:r>
           <m:r>
             <m:rPr>
-              <m:sty m:val="b"/>
+              <m:sty m:val="bi"/>
             </m:rPr>
             <m:t>x</m:t>
           </m:r>
@@ -7052,7 +7055,7 @@
             <m:e>
               <m:r>
                 <m:rPr>
-                  <m:sty m:val="b"/>
+                  <m:sty m:val="bi"/>
                 </m:rPr>
                 <m:t>x</m:t>
               </m:r>
@@ -7094,7 +7097,7 @@
             <m:e>
               <m:r>
                 <m:rPr>
-                  <m:sty m:val="b"/>
+                  <m:sty m:val="bi"/>
                 </m:rPr>
                 <m:t>x</m:t>
               </m:r>
@@ -7125,7 +7128,7 @@
           </m:r>
           <m:r>
             <m:rPr>
-              <m:sty m:val="b"/>
+              <m:sty m:val="bi"/>
             </m:rPr>
             <m:t>x</m:t>
           </m:r>
@@ -7139,7 +7142,7 @@
             <m:e>
               <m:r>
                 <m:rPr>
-                  <m:sty m:val="b"/>
+                  <m:sty m:val="bi"/>
                 </m:rPr>
                 <m:t>x</m:t>
               </m:r>
@@ -7185,7 +7188,7 @@
           </m:r>
           <m:r>
             <m:rPr>
-              <m:sty m:val="b"/>
+              <m:sty m:val="bi"/>
             </m:rPr>
             <m:t>x</m:t>
           </m:r>
@@ -7199,7 +7202,7 @@
             <m:e>
               <m:r>
                 <m:rPr>
-                  <m:sty m:val="b"/>
+                  <m:sty m:val="bi"/>
                 </m:rPr>
                 <m:t>x</m:t>
               </m:r>
@@ -7253,7 +7256,7 @@
             <m:e>
               <m:r>
                 <m:rPr>
-                  <m:sty m:val="b"/>
+                  <m:sty m:val="bi"/>
                 </m:rPr>
                 <m:t>x</m:t>
               </m:r>
@@ -7278,7 +7281,7 @@
           </m:r>
           <m:r>
             <m:rPr>
-              <m:sty m:val="b"/>
+              <m:sty m:val="bi"/>
             </m:rPr>
             <m:t>x</m:t>
           </m:r>
@@ -7292,7 +7295,7 @@
             <m:e>
               <m:r>
                 <m:rPr>
-                  <m:sty m:val="b"/>
+                  <m:sty m:val="bi"/>
                 </m:rPr>
                 <m:t>x</m:t>
               </m:r>
@@ -7366,7 +7369,7 @@
           <m:e>
             <m:r>
               <m:rPr>
-                <m:sty m:val="b"/>
+                <m:sty m:val="bi"/>
               </m:rPr>
               <m:t>x</m:t>
             </m:r>
@@ -7442,7 +7445,7 @@
           <m:e>
             <m:r>
               <m:rPr>
-                <m:sty m:val="b"/>
+                <m:sty m:val="bi"/>
               </m:rPr>
               <m:t>x</m:t>
             </m:r>
@@ -7505,7 +7508,7 @@
           <m:e>
             <m:r>
               <m:rPr>
-                <m:sty m:val="b"/>
+                <m:sty m:val="bi"/>
               </m:rPr>
               <m:t>x</m:t>
             </m:r>
@@ -7536,7 +7539,7 @@
         </m:r>
         <m:r>
           <m:rPr>
-            <m:sty m:val="b"/>
+            <m:sty m:val="bi"/>
           </m:rPr>
           <m:t>x</m:t>
         </m:r>
@@ -7550,7 +7553,7 @@
           <m:e>
             <m:r>
               <m:rPr>
-                <m:sty m:val="b"/>
+                <m:sty m:val="bi"/>
               </m:rPr>
               <m:t>x</m:t>
             </m:r>
@@ -8041,7 +8044,7 @@
           </m:r>
           <m:r>
             <m:rPr>
-              <m:sty m:val="b"/>
+              <m:sty m:val="bi"/>
             </m:rPr>
             <m:t>x</m:t>
           </m:r>
@@ -8114,7 +8117,7 @@
             <m:e>
               <m:r>
                 <m:rPr>
-                  <m:sty m:val="b"/>
+                  <m:sty m:val="bi"/>
                 </m:rPr>
                 <m:t>x</m:t>
               </m:r>
@@ -8319,7 +8322,7 @@
           </m:r>
           <m:r>
             <m:rPr>
-              <m:sty m:val="b"/>
+              <m:sty m:val="bi"/>
             </m:rPr>
             <m:t>x</m:t>
           </m:r>
@@ -8366,7 +8369,7 @@
             <m:e>
               <m:r>
                 <m:rPr>
-                  <m:sty m:val="b"/>
+                  <m:sty m:val="bi"/>
                 </m:rPr>
                 <m:t>x</m:t>
               </m:r>
@@ -8456,7 +8459,7 @@
                   </m:r>
                   <m:r>
                     <m:rPr>
-                      <m:sty m:val="b"/>
+                      <m:sty m:val="bi"/>
                     </m:rPr>
                     <m:t>r</m:t>
                   </m:r>
@@ -8470,7 +8473,7 @@
                     <m:e>
                       <m:r>
                         <m:rPr>
-                          <m:sty m:val="b"/>
+                          <m:sty m:val="bi"/>
                         </m:rPr>
                         <m:t>r</m:t>
                       </m:r>
@@ -8517,7 +8520,7 @@
           </m:r>
           <m:r>
             <m:rPr>
-              <m:sty m:val="b"/>
+              <m:sty m:val="bi"/>
             </m:rPr>
             <m:t>r</m:t>
           </m:r>
@@ -8531,7 +8534,7 @@
             <m:e>
               <m:r>
                 <m:rPr>
-                  <m:sty m:val="b"/>
+                  <m:sty m:val="bi"/>
                 </m:rPr>
                 <m:t>r</m:t>
               </m:r>
@@ -8743,7 +8746,7 @@
               </m:r>
               <m:r>
                 <m:rPr>
-                  <m:sty m:val="b"/>
+                  <m:sty m:val="bi"/>
                 </m:rPr>
                 <m:t>r</m:t>
               </m:r>
@@ -8869,7 +8872,7 @@
                     </m:r>
                     <m:r>
                       <m:rPr>
-                        <m:sty m:val="b"/>
+                        <m:sty m:val="bi"/>
                       </m:rPr>
                       <m:t>r</m:t>
                     </m:r>
@@ -8883,7 +8886,7 @@
                       <m:e>
                         <m:r>
                           <m:rPr>
-                            <m:sty m:val="b"/>
+                            <m:sty m:val="bi"/>
                           </m:rPr>
                           <m:t>r</m:t>
                         </m:r>
@@ -8956,7 +8959,7 @@
                     </m:r>
                     <m:r>
                       <m:rPr>
-                        <m:sty m:val="b"/>
+                        <m:sty m:val="bi"/>
                       </m:rPr>
                       <m:t>r</m:t>
                     </m:r>
@@ -8970,7 +8973,7 @@
                       <m:e>
                         <m:r>
                           <m:rPr>
-                            <m:sty m:val="b"/>
+                            <m:sty m:val="bi"/>
                           </m:rPr>
                           <m:t>r</m:t>
                         </m:r>
@@ -12670,6 +12673,9 @@
                 <m:t>λ</m:t>
               </m:r>
             </m:oMath>
+            <w:r>
+              <w:t xml:space="preserve">​</w:t>
+            </w:r>
           </w:p>
         </w:tc>
         <w:tc>
@@ -12690,7 +12696,7 @@
               </m:r>
               <m:r>
                 <m:rPr>
-                  <m:sty m:val="b"/>
+                  <m:sty m:val="bi"/>
                 </m:rPr>
                 <m:t>r</m:t>
               </m:r>
@@ -12701,6 +12707,9 @@
                 <m:t>)</m:t>
               </m:r>
             </m:oMath>
+            <w:r>
+              <w:t xml:space="preserve">​</w:t>
+            </w:r>
           </w:p>
         </w:tc>
         <w:tc>
@@ -12735,6 +12744,9 @@
                 <m:t>G</m:t>
               </m:r>
             </m:oMath>
+            <w:r>
+              <w:t xml:space="preserve">​</w:t>
+            </w:r>
           </w:p>
         </w:tc>
         <w:tc>
@@ -12781,6 +12793,9 @@
                 <m:t>2</m:t>
               </m:r>
             </m:oMath>
+            <w:r>
+              <w:t xml:space="preserve">​</w:t>
+            </w:r>
           </w:p>
         </w:tc>
         <w:tc>
@@ -12806,6 +12821,9 @@
                 <m:t>|</m:t>
               </m:r>
             </m:oMath>
+            <w:r>
+              <w:t xml:space="preserve">​</w:t>
+            </w:r>
           </w:p>
         </w:tc>
         <w:tc>
@@ -12837,6 +12855,9 @@
                 <m:t>)</m:t>
               </m:r>
             </m:oMath>
+            <w:r>
+              <w:t xml:space="preserve">​</w:t>
+            </w:r>
           </w:p>
         </w:tc>
         <w:tc>
@@ -12905,6 +12926,9 @@
                 <m:t>r</m:t>
               </m:r>
             </m:oMath>
+            <w:r>
+              <w:t xml:space="preserve">​</w:t>
+            </w:r>
           </w:p>
         </w:tc>
         <w:tc>
@@ -12940,7 +12964,7 @@
               </m:r>
               <m:r>
                 <m:rPr>
-                  <m:sty m:val="b"/>
+                  <m:sty m:val="bi"/>
                 </m:rPr>
                 <m:t>r</m:t>
               </m:r>
@@ -12951,6 +12975,9 @@
                 <m:t>)</m:t>
               </m:r>
             </m:oMath>
+            <w:r>
+              <w:t xml:space="preserve">​</w:t>
+            </w:r>
           </w:p>
         </w:tc>
         <w:tc>
@@ -13003,6 +13030,9 @@
                 <m:t>2</m:t>
               </m:r>
             </m:oMath>
+            <w:r>
+              <w:t xml:space="preserve">​</w:t>
+            </w:r>
           </w:p>
         </w:tc>
         <w:tc>
@@ -13025,6 +13055,9 @@
                 <m:t>r</m:t>
               </m:r>
             </m:oMath>
+            <w:r>
+              <w:t xml:space="preserve">​</w:t>
+            </w:r>
           </w:p>
         </w:tc>
         <w:tc>
@@ -13060,7 +13093,7 @@
               </m:r>
               <m:r>
                 <m:rPr>
-                  <m:sty m:val="b"/>
+                  <m:sty m:val="bi"/>
                 </m:rPr>
                 <m:t>r</m:t>
               </m:r>
@@ -13071,6 +13104,9 @@
                 <m:t>)</m:t>
               </m:r>
             </m:oMath>
+            <w:r>
+              <w:t xml:space="preserve">​</w:t>
+            </w:r>
           </w:p>
         </w:tc>
         <w:tc>
@@ -13114,6 +13150,9 @@
                 <m:t>1</m:t>
               </m:r>
             </m:oMath>
+            <w:r>
+              <w:t xml:space="preserve">​</w:t>
+            </w:r>
           </w:p>
         </w:tc>
         <w:tc>
@@ -13145,6 +13184,9 @@
                 </m:sup>
               </m:sSup>
             </m:oMath>
+            <w:r>
+              <w:t xml:space="preserve">​</w:t>
+            </w:r>
           </w:p>
         </w:tc>
         <w:tc>
@@ -13161,6 +13203,9 @@
                 <m:t>?</m:t>
               </m:r>
             </m:oMath>
+            <w:r>
+              <w:t xml:space="preserve">​</w:t>
+            </w:r>
           </w:p>
         </w:tc>
         <w:tc>
@@ -13216,6 +13261,9 @@
                 <m:t>2</m:t>
               </m:r>
             </m:oMath>
+            <w:r>
+              <w:t xml:space="preserve">​</w:t>
+            </w:r>
           </w:p>
         </w:tc>
         <w:tc>
@@ -13247,6 +13295,9 @@
                 </m:sup>
               </m:sSup>
             </m:oMath>
+            <w:r>
+              <w:t xml:space="preserve">​</w:t>
+            </w:r>
           </w:p>
         </w:tc>
         <w:tc>
@@ -13263,6 +13314,9 @@
                 <m:t>?</m:t>
               </m:r>
             </m:oMath>
+            <w:r>
+              <w:t xml:space="preserve">​</w:t>
+            </w:r>
           </w:p>
         </w:tc>
         <w:tc>
@@ -13435,7 +13489,7 @@
               </m:r>
               <m:r>
                 <m:rPr>
-                  <m:sty m:val="b"/>
+                  <m:sty m:val="bi"/>
                 </m:rPr>
                 <m:t>r</m:t>
               </m:r>
@@ -13479,7 +13533,7 @@
               </m:r>
               <m:r>
                 <m:rPr>
-                  <m:sty m:val="b"/>
+                  <m:sty m:val="bi"/>
                 </m:rPr>
                 <m:t>r</m:t>
               </m:r>
@@ -13579,7 +13633,7 @@
         </m:r>
         <m:r>
           <m:rPr>
-            <m:sty m:val="b"/>
+            <m:sty m:val="bi"/>
           </m:rPr>
           <m:t>x</m:t>
         </m:r>
@@ -13593,7 +13647,7 @@
           <m:e>
             <m:r>
               <m:rPr>
-                <m:sty m:val="b"/>
+                <m:sty m:val="bi"/>
               </m:rPr>
               <m:t>x</m:t>
             </m:r>
@@ -13656,7 +13710,7 @@
         </m:r>
         <m:r>
           <m:rPr>
-            <m:sty m:val="b"/>
+            <m:sty m:val="bi"/>
           </m:rPr>
           <m:t>x</m:t>
         </m:r>
@@ -13670,7 +13724,7 @@
           <m:e>
             <m:r>
               <m:rPr>
-                <m:sty m:val="b"/>
+                <m:sty m:val="bi"/>
               </m:rPr>
               <m:t>x</m:t>
             </m:r>
@@ -14842,7 +14896,7 @@
           <m:e>
             <m:r>
               <m:rPr>
-                <m:sty m:val="b"/>
+                <m:sty m:val="bi"/>
               </m:rPr>
               <m:t>x</m:t>
             </m:r>
@@ -14894,7 +14948,7 @@
           <m:e>
             <m:r>
               <m:rPr>
-                <m:sty m:val="b"/>
+                <m:sty m:val="bi"/>
               </m:rPr>
               <m:t>x</m:t>
             </m:r>
@@ -15263,7 +15317,7 @@
         </m:r>
         <m:r>
           <m:rPr>
-            <m:sty m:val="b"/>
+            <m:sty m:val="bi"/>
           </m:rPr>
           <m:t>E</m:t>
         </m:r>
@@ -15278,7 +15332,7 @@
         </m:r>
         <m:r>
           <m:rPr>
-            <m:sty m:val="b"/>
+            <m:sty m:val="bi"/>
           </m:rPr>
           <m:t>a</m:t>
         </m:r>
